--- a/PPTs/Exams/CSC111 Midterm Exam CR Sp2026.docx
+++ b/PPTs/Exams/CSC111 Midterm Exam CR Sp2026.docx
@@ -3106,9 +3106,9 @@
     </w:p>
     <w:p>
       <w:pPr>
-        <w:spacing w:after="0" w:line="240" w:lineRule="auto"/>
         <w:rPr>
           <w:rFonts w:eastAsiaTheme="minorEastAsia"/>
+          <w:szCs w:val="22"/>
         </w:rPr>
       </w:pPr>
     </w:p>
@@ -3169,107 +3169,63 @@
       </w:pPr>
     </w:p>
     <w:p>
-      <w:pPr>
-        <w:spacing w:after="0" w:line="240" w:lineRule="auto"/>
-        <w:rPr>
-          <w:rFonts w:eastAsiaTheme="minorEastAsia"/>
-        </w:rPr>
-      </w:pPr>
+      <w:r>
+        <w:rPr>
+          <w:b/>
+        </w:rPr>
+        <w:t>Q</w:t>
+      </w:r>
+      <w:r>
+        <w:rPr>
+          <w:b/>
+        </w:rPr>
+        <w:t>5</w:t>
+      </w:r>
+      <w:r>
+        <w:rPr>
+          <w:b/>
+        </w:rPr>
+        <w:t>. (20 points)</w:t>
+      </w:r>
+      <w:r>
+        <w:rPr>
+          <w:b/>
+          <w:bCs/>
+        </w:rPr>
+        <w:t xml:space="preserve"> </w:t>
+      </w:r>
+      <w:r>
+        <w:rPr>
+          <w:b/>
+          <w:bCs/>
+        </w:rPr>
+        <w:t>Program execution tracing</w:t>
+      </w:r>
     </w:p>
     <w:p>
-      <w:pPr>
-        <w:spacing w:after="0" w:line="240" w:lineRule="auto"/>
-        <w:rPr>
-          <w:rFonts w:eastAsiaTheme="minorEastAsia"/>
-        </w:rPr>
-      </w:pPr>
-    </w:p>
-    <w:p>
-      <w:pPr>
-        <w:spacing w:after="0" w:line="240" w:lineRule="auto"/>
-        <w:rPr>
-          <w:rFonts w:eastAsiaTheme="minorEastAsia"/>
-        </w:rPr>
-      </w:pPr>
-    </w:p>
-    <w:p>
-      <w:pPr>
-        <w:spacing w:after="0" w:line="240" w:lineRule="auto"/>
-        <w:rPr>
-          <w:rFonts w:eastAsiaTheme="minorEastAsia"/>
-        </w:rPr>
-      </w:pPr>
-    </w:p>
-    <w:p>
-      <w:pPr>
-        <w:spacing w:after="0" w:line="240" w:lineRule="auto"/>
-        <w:rPr>
-          <w:rFonts w:eastAsiaTheme="minorEastAsia"/>
-        </w:rPr>
-      </w:pPr>
-    </w:p>
-    <w:p>
-      <w:pPr>
-        <w:spacing w:after="0" w:line="240" w:lineRule="auto"/>
-        <w:rPr>
-          <w:rFonts w:eastAsiaTheme="minorEastAsia"/>
-        </w:rPr>
-      </w:pPr>
-    </w:p>
-    <w:p>
-      <w:pPr>
-        <w:spacing w:after="0" w:line="240" w:lineRule="auto"/>
-        <w:rPr>
-          <w:rFonts w:eastAsiaTheme="minorEastAsia"/>
-        </w:rPr>
-      </w:pPr>
-    </w:p>
-    <w:p>
+      <w:r>
+        <w:t xml:space="preserve">Assume a 32-bit system with </w:t>
+      </w:r>
       <w:r>
         <w:rPr>
           <w:b/>
         </w:rPr>
-        <w:t>Q</w:t>
+        <w:t>big-endian</w:t>
       </w:r>
       <w:r>
         <w:rPr>
           <w:b/>
         </w:rPr>
-        <w:t>5</w:t>
-      </w:r>
-      <w:r>
-        <w:rPr>
-          <w:b/>
-        </w:rPr>
-        <w:t>. (20 points)</w:t>
-      </w:r>
-      <w:r>
-        <w:rPr>
-          <w:b/>
+        <w:t xml:space="preserve"> </w:t>
+      </w:r>
+      <w:r>
+        <w:rPr>
           <w:bCs/>
         </w:rPr>
-        <w:t xml:space="preserve"> </w:t>
-      </w:r>
-      <w:r>
-        <w:rPr>
-          <w:b/>
-          <w:bCs/>
-        </w:rPr>
-        <w:t>Program execution tracing</w:t>
-      </w:r>
-    </w:p>
-    <w:p>
-      <w:r>
-        <w:t xml:space="preserve">Assume a 32-bit system with </w:t>
-      </w:r>
-      <w:r>
-        <w:rPr>
-          <w:b/>
-        </w:rPr>
-        <w:t>big-endian</w:t>
-      </w:r>
-      <w:r>
-        <w:t xml:space="preserve"> memory addressing. </w:t>
+        <w:t>byte order</w:t>
+      </w:r>
+      <w:r>
+        <w:t xml:space="preserve">. </w:t>
       </w:r>
       <w:r>
         <w:t xml:space="preserve">The following assembly program operates on memory and registers. </w:t>
@@ -3504,7 +3460,6 @@
                 <w:szCs w:val="21"/>
                 <w:shd w:val="clear" w:color="auto" w:fill="F8F8FA"/>
               </w:rPr>
-              <w:lastRenderedPageBreak/>
               <w:t>0x20000000</w:t>
             </w:r>
           </w:p>
@@ -3823,6 +3778,7 @@
           </w:tcPr>
           <w:p>
             <w:r>
+              <w:lastRenderedPageBreak/>
               <w:t>R1</w:t>
             </w:r>
           </w:p>
@@ -4167,6 +4123,7 @@
     </w:tbl>
     <w:p>
       <w:pPr>
+        <w:spacing w:after="0" w:line="240" w:lineRule="auto"/>
         <w:rPr>
           <w:b/>
         </w:rPr>
@@ -4179,53 +4136,183 @@
           <w:b/>
         </w:rPr>
       </w:pPr>
-      <w:r>
-        <w:rPr>
-          <w:b/>
-        </w:rPr>
-        <w:br w:type="page"/>
-      </w:r>
     </w:p>
     <w:p>
       <w:pPr>
-        <w:rPr>
-          <w:rFonts w:eastAsiaTheme="minorEastAsia"/>
-        </w:rPr>
-      </w:pPr>
-      <w:r>
+        <w:spacing w:after="0" w:line="240" w:lineRule="auto"/>
         <w:rPr>
           <w:b/>
         </w:rPr>
-        <w:lastRenderedPageBreak/>
-        <w:t>Q6. (20 points)</w:t>
-      </w:r>
-      <w:r>
-        <w:t xml:space="preserve"> Assume a 32-bit system. Consider an </w:t>
-      </w:r>
-      <w:proofErr w:type="gramStart"/>
-      <w:r>
-        <w:t>array[</w:t>
-      </w:r>
-      <w:proofErr w:type="gramEnd"/>
-      <w:r>
-        <w:t xml:space="preserve">] of 20 integers (each integer is 4 bytes). Assume register R0 holds the base memory address of array, i.e., </w:t>
-      </w:r>
-      <w:proofErr w:type="gramStart"/>
-      <w:r>
-        <w:t>array[</w:t>
-      </w:r>
-      <w:proofErr w:type="gramEnd"/>
-      <w:r>
-        <w:t>0]. A compiler associates variables z and y with registers R1 and R2, respectively. Translate this C program into ARM assembly language based on the provided comments. Use R3 as a temporary register. (Note: Assume z is an unsigned integer. You may choose to use either pre-index, or pre-index with update, or post-index addressing.)</w:t>
-      </w:r>
+      </w:pPr>
     </w:p>
     <w:p>
-      <w:r>
-        <w:t>C program:</w:t>
-      </w:r>
+      <w:pPr>
+        <w:spacing w:after="0" w:line="240" w:lineRule="auto"/>
+        <w:rPr>
+          <w:b/>
+        </w:rPr>
+      </w:pPr>
     </w:p>
     <w:p>
       <w:pPr>
+        <w:spacing w:after="0" w:line="240" w:lineRule="auto"/>
+        <w:rPr>
+          <w:b/>
+        </w:rPr>
+      </w:pPr>
+    </w:p>
+    <w:p>
+      <w:pPr>
+        <w:spacing w:after="0" w:line="240" w:lineRule="auto"/>
+        <w:rPr>
+          <w:b/>
+        </w:rPr>
+      </w:pPr>
+    </w:p>
+    <w:p>
+      <w:pPr>
+        <w:spacing w:after="0" w:line="240" w:lineRule="auto"/>
+        <w:rPr>
+          <w:b/>
+        </w:rPr>
+      </w:pPr>
+    </w:p>
+    <w:p>
+      <w:r>
+        <w:rPr>
+          <w:b/>
+        </w:rPr>
+        <w:t>Q6. (20 points)</w:t>
+      </w:r>
+      <w:r>
+        <w:t xml:space="preserve"> </w:t>
+      </w:r>
+      <w:r>
+        <w:t xml:space="preserve">Assume a </w:t>
+      </w:r>
+      <w:r>
+        <w:t>32</w:t>
+      </w:r>
+      <w:r>
+        <w:t>-bit system.</w:t>
+      </w:r>
+      <w:r>
+        <w:t xml:space="preserve"> Consider an </w:t>
+      </w:r>
+      <w:proofErr w:type="gramStart"/>
+      <w:r>
+        <w:t>array[</w:t>
+      </w:r>
+      <w:proofErr w:type="gramEnd"/>
+      <w:r>
+        <w:t>]</w:t>
+      </w:r>
+      <w:r>
+        <w:t xml:space="preserve"> of 20 </w:t>
+      </w:r>
+      <w:r>
+        <w:rPr>
+          <w:b/>
+          <w:bCs/>
+        </w:rPr>
+        <w:t>unsigned integers</w:t>
+      </w:r>
+      <w:r>
+        <w:t xml:space="preserve"> (each integer is 4 bytes). Assume register </w:t>
+      </w:r>
+      <w:r>
+        <w:t>R0</w:t>
+      </w:r>
+      <w:r>
+        <w:t xml:space="preserve"> holds the base memory address of </w:t>
+      </w:r>
+      <w:r>
+        <w:t>array</w:t>
+      </w:r>
+      <w:r>
+        <w:t xml:space="preserve">, i.e., </w:t>
+      </w:r>
+      <w:proofErr w:type="gramStart"/>
+      <w:r>
+        <w:t>array[</w:t>
+      </w:r>
+      <w:proofErr w:type="gramEnd"/>
+      <w:r>
+        <w:t>0]</w:t>
+      </w:r>
+      <w:r>
+        <w:t xml:space="preserve">. A compiler associates </w:t>
+      </w:r>
+      <w:r>
+        <w:rPr>
+          <w:b/>
+          <w:bCs/>
+        </w:rPr>
+        <w:t>unsigned integer</w:t>
+      </w:r>
+      <w:r>
+        <w:rPr>
+          <w:b/>
+          <w:bCs/>
+        </w:rPr>
+        <w:t xml:space="preserve"> </w:t>
+      </w:r>
+      <w:r>
+        <w:t xml:space="preserve">variables </w:t>
+      </w:r>
+      <w:r>
+        <w:t>z</w:t>
+      </w:r>
+      <w:r>
+        <w:t xml:space="preserve"> and </w:t>
+      </w:r>
+      <w:r>
+        <w:t>y</w:t>
+      </w:r>
+      <w:r>
+        <w:t xml:space="preserve"> with registers </w:t>
+      </w:r>
+      <w:r>
+        <w:t>R1</w:t>
+      </w:r>
+      <w:r>
+        <w:t xml:space="preserve"> and </w:t>
+      </w:r>
+      <w:r>
+        <w:t>R2</w:t>
+      </w:r>
+      <w:r>
+        <w:t>, respectively. Translate this C pr</w:t>
+      </w:r>
+      <w:r>
+        <w:t>ogram into ARM assembly lan</w:t>
+      </w:r>
+      <w:r>
+        <w:t xml:space="preserve">guage based on the provided comments. Use </w:t>
+      </w:r>
+      <w:r>
+        <w:t>R3</w:t>
+      </w:r>
+      <w:r>
+        <w:t xml:space="preserve"> as a temporary register. </w:t>
+      </w:r>
+      <w:r>
+        <w:t xml:space="preserve">(Note: </w:t>
+      </w:r>
+      <w:r>
+        <w:t>You may choose to use either pre-index, or pre-index with update, or post-index addressing.</w:t>
+      </w:r>
+      <w:r>
+        <w:t>)</w:t>
+      </w:r>
+    </w:p>
+    <w:p>
+      <w:r>
+        <w:t>C program:</w:t>
+      </w:r>
+    </w:p>
+    <w:p>
+      <w:pPr>
         <w:rPr>
           <w:sz w:val="20"/>
           <w:szCs w:val="21"/>
@@ -4275,7 +4362,7 @@
           <w:sz w:val="20"/>
           <w:szCs w:val="21"/>
         </w:rPr>
-        <w:t>^3] = z * 8;</w:t>
+        <w:t>3] = z * 8;</w:t>
       </w:r>
       <w:r>
         <w:rPr>
@@ -4298,7 +4385,7 @@
           <w:sz w:val="20"/>
           <w:szCs w:val="21"/>
         </w:rPr>
-        <w:t>^4] = z / 2;</w:t>
+        <w:t>4] = z / 2;</w:t>
       </w:r>
       <w:r>
         <w:rPr>
@@ -4321,7 +4408,7 @@
           <w:sz w:val="20"/>
           <w:szCs w:val="21"/>
         </w:rPr>
-        <w:t>^5] = z + 12;</w:t>
+        <w:t>5] = z + 12;</w:t>
       </w:r>
       <w:r>
         <w:rPr>
@@ -4344,7 +4431,7 @@
           <w:sz w:val="20"/>
           <w:szCs w:val="21"/>
         </w:rPr>
-        <w:t>^6] = z | 0x0F;</w:t>
+        <w:t>6] = z | 0x0F;</w:t>
       </w:r>
       <w:r>
         <w:rPr>
@@ -4481,6 +4568,7 @@
           <w:sz w:val="20"/>
           <w:szCs w:val="21"/>
         </w:rPr>
+        <w:lastRenderedPageBreak/>
         <w:br/>
         <w:t>____________________________; store into array[5]</w:t>
       </w:r>
